--- a/docs/자연돌봄공동체_실무실행계획서.docx
+++ b/docs/자연돌봄공동체_실무실행계획서.docx
@@ -6312,7 +6312,7 @@
                 <w:sz w:val="19"/>
                 <w:szCs w:val="19"/>
               </w:rPr>
-              <w:t>농·임업 사회적기업 (스마트팜 확대)</w:t>
+              <w:t>농업 사회적기업(스마트팜·치유농업) / 임업 사회적기업(숲치유·임산물)</w:t>
             </w:r>
           </w:p>
         </w:tc>

--- a/docs/자연돌봄공동체_실무실행계획서.docx
+++ b/docs/자연돌봄공동체_실무실행계획서.docx
@@ -461,6 +461,67 @@
           <w:szCs w:val="20"/>
         </w:rPr>
         <w:t xml:space="preserve">  1장  선행 정착과 모태 조직 설립</w:t>
+      </w:r>
+    </w:p>
+    <w:p>
+      <w:pPr>
+        <w:pStyle w:val="2"/>
+      </w:pPr>
+      <w:r>
+        <w:t xml:space="preserve">1.4  초기 1팀 구성과 선발대 자금·역할</w:t>
+      </w:r>
+    </w:p>
+    <w:p>
+      <w:pPr>
+        <w:spacing w:after="80"/>
+        <w:jc w:val="both"/>
+      </w:pPr>
+      <w:r>
+        <w:t xml:space="preserve">씨앗기의 첫 팀은 인원을 흩지 않고 한 거점에 모은다. 손익을 빨리 맞추기 위해 수입이 바로 생기는 일부터 띄운다 — 노인요양공동생활가정(장기요양 수가와 상급침실료), 스마트팜 농업경영체와 임업경영체, 그리고 자가소비형 태양광이다. 적자가 나는 아동 돌봄(스쿨홈)은 운영손익이 자리 잡고 보조금이 확보된 뒤 확대한다.</w:t>
+      </w:r>
+    </w:p>
+    <w:p>
+      <w:pPr>
+        <w:spacing w:after="80"/>
+        <w:jc w:val="both"/>
+      </w:pPr>
+      <w:r>
+        <w:t xml:space="preserve">선발대의 자금은 역할에 따라 나눈다. 농업·임업을 맡는 사람은 개인 자격으로 귀농 주택자금과 창업자금을 받아 자기 집과 경영체를 세우고, 스쿨홈·노인 돌봄을 맡는 사람은 주택자금으로 인근에 집을 마련한다. 돌봄 시설은 사회적협동조합이 직접 운영하고, 농업·임업 사업은 경영체(사회적기업)가 맡아 서로 거래·환원으로 잇는다.</w:t>
+      </w:r>
+    </w:p>
+    <w:p>
+      <w:pPr>
+        <w:spacing w:after="80"/>
+        <w:jc w:val="both"/>
+      </w:pPr>
+      <w:r>
+        <w:t xml:space="preserve">부모를 모셔 와 노인 시설에 입소시키면 그 자녀(장년)가 운영 인력으로 정착하는 흐름이 생긴다. 입소가 늘수록 운영 인력이 따라 채워지는 선순환이다.</w:t>
+      </w:r>
+    </w:p>
+    <w:p>
+      <w:pPr>
+        <w:pStyle w:val="2"/>
+      </w:pPr>
+      <w:r>
+        <w:t xml:space="preserve">1.5  노인 돌봄의 단계 전환 — 공동생활가정에서 요양시설로</w:t>
+      </w:r>
+    </w:p>
+    <w:p>
+      <w:pPr>
+        <w:spacing w:after="80"/>
+        <w:jc w:val="both"/>
+      </w:pPr>
+      <w:r>
+        <w:t xml:space="preserve">노인 시설은 작게 시작해 단계적으로 키운다. 씨앗기에는 정원 9인의 노인요양공동생활가정 한 곳(전원 1인 1실)으로 출발하고, 상시 입소가 18~20명에 이르면 공동생활가정을 여러 개로 늘리지 않고 노인요양시설(정원 20~29인)로 전환한다. 시설장은 시설마다 상근으로 둬야 해 공생을 복제하면 인력이 중복되지만, 요양시설로 전환하면 한 시설장이 더 많은 어르신을 맡고 1인당 수가도 높아 손익이 나아진다. 인가·인력 재정비에 시간이 걸리므로 대기 명단으로 미리 준비한다.</w:t>
+      </w:r>
+    </w:p>
+    <w:p>
+      <w:pPr>
+        <w:spacing w:after="80"/>
+        <w:jc w:val="both"/>
+      </w:pPr>
+      <w:r>
+        <w:t xml:space="preserve">입소가 필요 없는 경증·지역 어르신을 위한 재가급여(주야간보호·방문요양)는 처음부터 병행해, 공실 위험을 줄이고 입소 대기 통로로 삼는다.</w:t>
       </w:r>
     </w:p>
     <w:p>
@@ -3896,7 +3957,7 @@
         <w:rPr>
           <w:color w:val="1A6B3C"/>
         </w:rPr>
-        <w:t>5.1  상생 급식 — 커뮤니티 식당 지역 개방</w:t>
+        <w:t>5.1  상생 급식 — 공동 식당 지역 개방</w:t>
       </w:r>
     </w:p>
     <w:tbl>

--- a/docs/자연돌봄공동체_실무실행계획서.docx
+++ b/docs/자연돌봄공동체_실무실행계획서.docx
@@ -461,67 +461,6 @@
           <w:szCs w:val="20"/>
         </w:rPr>
         <w:t xml:space="preserve">  1장  선행 정착과 모태 조직 설립</w:t>
-      </w:r>
-    </w:p>
-    <w:p>
-      <w:pPr>
-        <w:pStyle w:val="2"/>
-      </w:pPr>
-      <w:r>
-        <w:t xml:space="preserve">1.4  초기 1팀 구성과 선발대 자금·역할</w:t>
-      </w:r>
-    </w:p>
-    <w:p>
-      <w:pPr>
-        <w:spacing w:after="80"/>
-        <w:jc w:val="both"/>
-      </w:pPr>
-      <w:r>
-        <w:t xml:space="preserve">씨앗기의 첫 팀은 인원을 흩지 않고 한 거점에 모은다. 손익을 빨리 맞추기 위해 수입이 바로 생기는 일부터 띄운다 — 노인요양공동생활가정(장기요양 수가와 상급침실료), 스마트팜 농업경영체와 임업경영체, 그리고 자가소비형 태양광이다. 적자가 나는 아동 돌봄(스쿨홈)은 운영손익이 자리 잡고 보조금이 확보된 뒤 확대한다.</w:t>
-      </w:r>
-    </w:p>
-    <w:p>
-      <w:pPr>
-        <w:spacing w:after="80"/>
-        <w:jc w:val="both"/>
-      </w:pPr>
-      <w:r>
-        <w:t xml:space="preserve">선발대의 자금은 역할에 따라 나눈다. 농업·임업을 맡는 사람은 개인 자격으로 귀농 주택자금과 창업자금을 받아 자기 집과 경영체를 세우고, 스쿨홈·노인 돌봄을 맡는 사람은 주택자금으로 인근에 집을 마련한다. 돌봄 시설은 사회적협동조합이 직접 운영하고, 농업·임업 사업은 경영체(사회적기업)가 맡아 서로 거래·환원으로 잇는다.</w:t>
-      </w:r>
-    </w:p>
-    <w:p>
-      <w:pPr>
-        <w:spacing w:after="80"/>
-        <w:jc w:val="both"/>
-      </w:pPr>
-      <w:r>
-        <w:t xml:space="preserve">부모를 모셔 와 노인 시설에 입소시키면 그 자녀(장년)가 운영 인력으로 정착하는 흐름이 생긴다. 입소가 늘수록 운영 인력이 따라 채워지는 선순환이다.</w:t>
-      </w:r>
-    </w:p>
-    <w:p>
-      <w:pPr>
-        <w:pStyle w:val="2"/>
-      </w:pPr>
-      <w:r>
-        <w:t xml:space="preserve">1.5  노인 돌봄의 단계 전환 — 공동생활가정에서 요양시설로</w:t>
-      </w:r>
-    </w:p>
-    <w:p>
-      <w:pPr>
-        <w:spacing w:after="80"/>
-        <w:jc w:val="both"/>
-      </w:pPr>
-      <w:r>
-        <w:t xml:space="preserve">노인 시설은 작게 시작해 단계적으로 키운다. 씨앗기에는 정원 9인의 노인요양공동생활가정 한 곳(전원 1인 1실)으로 출발하고, 상시 입소가 18~20명에 이르면 공동생활가정을 여러 개로 늘리지 않고 노인요양시설(정원 20~29인)로 전환한다. 시설장은 시설마다 상근으로 둬야 해 공생을 복제하면 인력이 중복되지만, 요양시설로 전환하면 한 시설장이 더 많은 어르신을 맡고 1인당 수가도 높아 손익이 나아진다. 인가·인력 재정비에 시간이 걸리므로 대기 명단으로 미리 준비한다.</w:t>
-      </w:r>
-    </w:p>
-    <w:p>
-      <w:pPr>
-        <w:spacing w:after="80"/>
-        <w:jc w:val="both"/>
-      </w:pPr>
-      <w:r>
-        <w:t xml:space="preserve">입소가 필요 없는 경증·지역 어르신을 위한 재가급여(주야간보호·방문요양)는 처음부터 병행해, 공실 위험을 줄이고 입소 대기 통로로 삼는다.</w:t>
       </w:r>
     </w:p>
     <w:p>
@@ -1722,6 +1661,67 @@
     <w:p>
       <w:r>
         <w:br w:type="page"/>
+      </w:r>
+    </w:p>
+    <w:p>
+      <w:pPr>
+        <w:pStyle w:val="2"/>
+      </w:pPr>
+      <w:r>
+        <w:t xml:space="preserve">1.4  초기 1팀 구성과 선발대 자금·역할</w:t>
+      </w:r>
+    </w:p>
+    <w:p>
+      <w:pPr>
+        <w:spacing w:after="80"/>
+        <w:jc w:val="both"/>
+      </w:pPr>
+      <w:r>
+        <w:t xml:space="preserve">씨앗기의 첫 팀은 인원을 흩지 않고 한 거점에 모은다. 손익을 빨리 맞추기 위해 수입이 바로 생기는 일부터 띄운다 — 노인요양공동생활가정(장기요양 수가와 상급침실료), 스마트팜 농업경영체와 임업경영체, 그리고 자가소비형 태양광이다. 적자가 나는 아동 돌봄(스쿨홈)은 운영손익이 자리 잡고 보조금이 확보된 뒤 확대한다.</w:t>
+      </w:r>
+    </w:p>
+    <w:p>
+      <w:pPr>
+        <w:spacing w:after="80"/>
+        <w:jc w:val="both"/>
+      </w:pPr>
+      <w:r>
+        <w:t xml:space="preserve">선발대의 자금은 역할에 따라 나눈다. 농업·임업을 맡는 사람은 개인 자격으로 귀농 주택자금과 창업자금을 받아 자기 집과 경영체를 세우고, 스쿨홈·노인 돌봄을 맡는 사람은 주택자금으로 인근에 집을 마련한다. 돌봄 시설은 사회적협동조합이 직접 운영하고, 농업·임업 사업은 경영체(사회적기업)가 맡아 서로 거래·환원으로 잇는다.</w:t>
+      </w:r>
+    </w:p>
+    <w:p>
+      <w:pPr>
+        <w:spacing w:after="80"/>
+        <w:jc w:val="both"/>
+      </w:pPr>
+      <w:r>
+        <w:t xml:space="preserve">부모를 모셔 와 노인 시설에 입소시키면 그 자녀(장년)가 운영 인력으로 정착하는 흐름이 생긴다. 입소가 늘수록 운영 인력이 따라 채워지는 선순환이다.</w:t>
+      </w:r>
+    </w:p>
+    <w:p>
+      <w:pPr>
+        <w:pStyle w:val="2"/>
+      </w:pPr>
+      <w:r>
+        <w:t xml:space="preserve">1.5  노인 돌봄의 단계 전환 — 공동생활가정에서 요양시설로</w:t>
+      </w:r>
+    </w:p>
+    <w:p>
+      <w:pPr>
+        <w:spacing w:after="80"/>
+        <w:jc w:val="both"/>
+      </w:pPr>
+      <w:r>
+        <w:t xml:space="preserve">노인 시설은 작게 시작해 단계적으로 키운다. 씨앗기에는 정원 9인의 노인요양공동생활가정 한 곳(전원 1인 1실)으로 출발하고, 상시 입소가 18~20명에 이르면 공동생활가정을 여러 개로 늘리지 않고 노인요양시설(정원 20~29인)로 전환한다. 시설장은 시설마다 상근으로 둬야 해 공생을 복제하면 인력이 중복되지만, 요양시설로 전환하면 한 시설장이 더 많은 어르신을 맡고 1인당 수가도 높아 손익이 나아진다. 인가·인력 재정비에 시간이 걸리므로 대기 명단으로 미리 준비한다.</w:t>
+      </w:r>
+    </w:p>
+    <w:p>
+      <w:pPr>
+        <w:spacing w:after="80"/>
+        <w:jc w:val="both"/>
+      </w:pPr>
+      <w:r>
+        <w:t xml:space="preserve">입소가 필요 없는 경증·지역 어르신을 위한 재가급여(주야간보호·방문요양)는 처음부터 병행해, 공실 위험을 줄이고 입소 대기 통로로 삼는다.</w:t>
       </w:r>
     </w:p>
     <w:p>

--- a/docs/자연돌봄공동체_실무실행계획서.docx
+++ b/docs/자연돌봄공동체_실무실행계획서.docx
@@ -1686,7 +1686,7 @@
         <w:jc w:val="both"/>
       </w:pPr>
       <w:r>
-        <w:t xml:space="preserve">선발대의 자금은 역할에 따라 나눈다. 농업·임업을 맡는 사람은 개인 자격으로 귀농 주택자금과 창업자금을 받아 자기 집과 경영체를 세우고, 스쿨홈·노인 돌봄을 맡는 사람은 주택자금으로 인근에 집을 마련한다. 돌봄 시설은 사회적협동조합이 직접 운영하고, 농업·임업 사업은 경영체(사회적기업)가 맡아 서로 거래·환원으로 잇는다.</w:t>
+        <w:t xml:space="preserve">선발대의 자금은 역할에 따라 나눈다. 1단계에서는 전원이 폐교 건물의 여유 공간을 1인실로 리모델링해 함께 거주하며, 별도의 개인 주택자금 신청 없이도 즉시 정착이 가능하도록 한다. 농업·임업을 맡는 사람은 개인 자격으로 귀농 창업자금을 받아 경영체를 세우고, 2단계 이후 희망자에 한해 귀농 주택자금으로 폐교 인근 부지를 매입해 개별 주거로 분가할 수 있다. 돌봄 시설은 사회적협동조합이 직접 운영하고, 농업·임업 사업은 경영체(사회적기업)가 맡아 서로 거래·환원으로 잇는다.</w:t>
       </w:r>
     </w:p>
     <w:p>
@@ -2235,7 +2235,7 @@
                 <w:sz w:val="19"/>
                 <w:szCs w:val="19"/>
               </w:rPr>
-              <w:t>폐교 인근 유휴 농지·임야에 소규모 영농조합법인을 등록하고, 컨테이너형 스마트팜 1동 또는 노지 약초 재배를 시작한다.</w:t>
+              <w:t>폐교 부지 내 유휴 공간(운동장 등)에 하우스형 스마트팜(660㎡, 쌈채소·딸기 등)을 설치해 소규모 영농조합법인으로 등록한다.</w:t>
             </w:r>
           </w:p>
         </w:tc>
@@ -2300,7 +2300,7 @@
         <w:rPr>
           <w:color w:val="555555"/>
         </w:rPr>
-        <w:t>규모 가이드: 1단계에서는 40ft 컨테이너 스마트팜 1동(2동은 2단계 이후) 또는 노지 약초밭 일부 구간으로 시작한다.</w:t>
+        <w:t>규모 가이드: 1단계는 하우스형 스마트팜 660㎡로 시작한다 — 쌈채소(상추·청경채·쌈케일 등)는 상생식당 식자재 자급용, 딸기 등 베리류는 친지 방문객 대상 체험·선물세트(6차산업)용으로 구성한다. 여름철 항온 관리가 관건인 버섯류는 40ft 컨테이너형으로 2단계에 별도 추가한다.</w:t>
       </w:r>
     </w:p>
     <w:p>
@@ -2708,7 +2708,7 @@
                 <w:sz w:val="19"/>
                 <w:szCs w:val="19"/>
               </w:rPr>
-              <w:t>폐교를 복합 노유자시설(노인복지·아동돌봄 가능)로 용도변경 신청하고, 무장애(BF) 기본 설계기준을 도면에 반영한다.</w:t>
+              <w:t>폐교를 복합 노유자시설(노인복지·아동돌봄)과 기숙사(선발대 공동생활숙소)를 겸하는 용도로 변경 신청하고, 무장애(BF) 기본 설계기준을 도면에 반영한다.</w:t>
             </w:r>
           </w:p>
         </w:tc>
